--- a/magyar12.docx
+++ b/magyar12.docx
@@ -1637,6 +1637,715 @@
           <w:lang w:val="hu-HU" w:eastAsia="zh-CN" w:bidi="hi-IN"/>
         </w:rPr>
         <w:t>a nem nyelvi kommunikációt nehéz uralni, sokszor leleplezi, ha valaki a szavaival hazudni akar</w:t>
+      </w:r>
+    </w:p>
+    <w:p>
+      <w:pPr>
+        <w:pStyle w:val="Normal"/>
+        <w:bidi w:val="0"/>
+        <w:jc w:val="start"/>
+        <w:rPr>
+          <w:b w:val="false"/>
+          <w:bCs w:val="false"/>
+          <w:lang w:val="hu-HU" w:eastAsia="zh-CN" w:bidi="hi-IN"/>
+        </w:rPr>
+      </w:pPr>
+      <w:r>
+        <w:rPr>
+          <w:b w:val="false"/>
+          <w:bCs w:val="false"/>
+          <w:lang w:val="hu-HU" w:eastAsia="zh-CN" w:bidi="hi-IN"/>
+        </w:rPr>
+      </w:r>
+    </w:p>
+    <w:p>
+      <w:pPr>
+        <w:pStyle w:val="Normal"/>
+        <w:numPr>
+          <w:ilvl w:val="0"/>
+          <w:numId w:val="12"/>
+        </w:numPr>
+        <w:bidi w:val="0"/>
+        <w:jc w:val="start"/>
+        <w:rPr>
+          <w:b w:val="false"/>
+          <w:bCs w:val="false"/>
+          <w:lang w:val="hu-HU" w:eastAsia="zh-CN" w:bidi="hi-IN"/>
+        </w:rPr>
+      </w:pPr>
+      <w:r>
+        <w:rPr>
+          <w:b w:val="false"/>
+          <w:bCs w:val="false"/>
+          <w:lang w:val="hu-HU" w:eastAsia="zh-CN" w:bidi="hi-IN"/>
+        </w:rPr>
+        <w:t>A tihanyi apádság alapítólevele</w:t>
+      </w:r>
+    </w:p>
+    <w:p>
+      <w:pPr>
+        <w:pStyle w:val="Normal"/>
+        <w:numPr>
+          <w:ilvl w:val="1"/>
+          <w:numId w:val="14"/>
+        </w:numPr>
+        <w:bidi w:val="0"/>
+        <w:jc w:val="start"/>
+        <w:rPr/>
+      </w:pPr>
+      <w:r>
+        <w:rPr>
+          <w:b w:val="false"/>
+          <w:bCs w:val="false"/>
+          <w:lang w:val="hu-HU" w:eastAsia="zh-CN" w:bidi="hi-IN"/>
+        </w:rPr>
+        <w:t>legkorábbi</w:t>
+      </w:r>
+    </w:p>
+    <w:p>
+      <w:pPr>
+        <w:pStyle w:val="Normal"/>
+        <w:numPr>
+          <w:ilvl w:val="1"/>
+          <w:numId w:val="13"/>
+        </w:numPr>
+        <w:bidi w:val="0"/>
+        <w:jc w:val="start"/>
+        <w:rPr/>
+      </w:pPr>
+      <w:r>
+        <w:rPr>
+          <w:b w:val="false"/>
+          <w:bCs w:val="false"/>
+          <w:lang w:val="hu-HU" w:eastAsia="zh-CN" w:bidi="hi-IN"/>
+        </w:rPr>
+        <w:t>szórványemlék (latin szöveg pár magyar szóval)</w:t>
+      </w:r>
+    </w:p>
+    <w:p>
+      <w:pPr>
+        <w:pStyle w:val="Normal"/>
+        <w:numPr>
+          <w:ilvl w:val="0"/>
+          <w:numId w:val="12"/>
+        </w:numPr>
+        <w:bidi w:val="0"/>
+        <w:jc w:val="start"/>
+        <w:rPr>
+          <w:b w:val="false"/>
+          <w:bCs w:val="false"/>
+          <w:lang w:val="hu-HU" w:eastAsia="zh-CN" w:bidi="hi-IN"/>
+        </w:rPr>
+      </w:pPr>
+      <w:r>
+        <w:rPr>
+          <w:b w:val="false"/>
+          <w:bCs w:val="false"/>
+          <w:lang w:val="hu-HU" w:eastAsia="zh-CN" w:bidi="hi-IN"/>
+        </w:rPr>
+        <w:t>Halotti beszéd</w:t>
+      </w:r>
+    </w:p>
+    <w:p>
+      <w:pPr>
+        <w:pStyle w:val="Normal"/>
+        <w:numPr>
+          <w:ilvl w:val="1"/>
+          <w:numId w:val="15"/>
+        </w:numPr>
+        <w:bidi w:val="0"/>
+        <w:jc w:val="start"/>
+        <w:rPr>
+          <w:b w:val="false"/>
+          <w:bCs w:val="false"/>
+          <w:lang w:val="hu-HU" w:eastAsia="zh-CN" w:bidi="hi-IN"/>
+        </w:rPr>
+      </w:pPr>
+      <w:r>
+        <w:rPr>
+          <w:b w:val="false"/>
+          <w:bCs w:val="false"/>
+          <w:lang w:val="hu-HU" w:eastAsia="zh-CN" w:bidi="hi-IN"/>
+        </w:rPr>
+        <w:t>temetési beszéd</w:t>
+      </w:r>
+    </w:p>
+    <w:p>
+      <w:pPr>
+        <w:pStyle w:val="Normal"/>
+        <w:numPr>
+          <w:ilvl w:val="1"/>
+          <w:numId w:val="15"/>
+        </w:numPr>
+        <w:bidi w:val="0"/>
+        <w:jc w:val="start"/>
+        <w:rPr>
+          <w:b w:val="false"/>
+          <w:bCs w:val="false"/>
+          <w:lang w:val="hu-HU" w:eastAsia="zh-CN" w:bidi="hi-IN"/>
+        </w:rPr>
+      </w:pPr>
+      <w:r>
+        <w:rPr>
+          <w:b w:val="false"/>
+          <w:bCs w:val="false"/>
+          <w:lang w:val="hu-HU" w:eastAsia="zh-CN" w:bidi="hi-IN"/>
+        </w:rPr>
+        <w:t>szórványemlék</w:t>
+      </w:r>
+    </w:p>
+    <w:p>
+      <w:pPr>
+        <w:pStyle w:val="Normal"/>
+        <w:numPr>
+          <w:ilvl w:val="0"/>
+          <w:numId w:val="12"/>
+        </w:numPr>
+        <w:bidi w:val="0"/>
+        <w:jc w:val="start"/>
+        <w:rPr>
+          <w:b w:val="false"/>
+          <w:bCs w:val="false"/>
+          <w:lang w:val="hu-HU" w:eastAsia="zh-CN" w:bidi="hi-IN"/>
+        </w:rPr>
+      </w:pPr>
+      <w:r>
+        <w:rPr>
+          <w:b w:val="false"/>
+          <w:bCs w:val="false"/>
+          <w:lang w:val="hu-HU" w:eastAsia="zh-CN" w:bidi="hi-IN"/>
+        </w:rPr>
+        <w:t>ómagyar mária siralom</w:t>
+      </w:r>
+    </w:p>
+    <w:p>
+      <w:pPr>
+        <w:pStyle w:val="Normal"/>
+        <w:numPr>
+          <w:ilvl w:val="1"/>
+          <w:numId w:val="16"/>
+        </w:numPr>
+        <w:bidi w:val="0"/>
+        <w:jc w:val="start"/>
+        <w:rPr>
+          <w:b w:val="false"/>
+          <w:bCs w:val="false"/>
+          <w:lang w:val="hu-HU" w:eastAsia="zh-CN" w:bidi="hi-IN"/>
+        </w:rPr>
+      </w:pPr>
+      <w:r>
+        <w:rPr>
+          <w:b w:val="false"/>
+          <w:bCs w:val="false"/>
+          <w:lang w:val="hu-HU" w:eastAsia="zh-CN" w:bidi="hi-IN"/>
+        </w:rPr>
+        <w:t>szövegegmlék -&gt; vers</w:t>
+      </w:r>
+    </w:p>
+    <w:p>
+      <w:pPr>
+        <w:pStyle w:val="Normal"/>
+        <w:numPr>
+          <w:ilvl w:val="1"/>
+          <w:numId w:val="16"/>
+        </w:numPr>
+        <w:bidi w:val="0"/>
+        <w:jc w:val="start"/>
+        <w:rPr>
+          <w:b w:val="false"/>
+          <w:bCs w:val="false"/>
+          <w:lang w:val="hu-HU" w:eastAsia="zh-CN" w:bidi="hi-IN"/>
+        </w:rPr>
+      </w:pPr>
+      <w:r>
+        <w:rPr>
+          <w:b w:val="false"/>
+          <w:bCs w:val="false"/>
+          <w:lang w:val="hu-HU" w:eastAsia="zh-CN" w:bidi="hi-IN"/>
+        </w:rPr>
+        <w:t>Szűz mária siratja Jézust</w:t>
+      </w:r>
+    </w:p>
+    <w:p>
+      <w:pPr>
+        <w:pStyle w:val="Normal"/>
+        <w:bidi w:val="0"/>
+        <w:jc w:val="start"/>
+        <w:rPr>
+          <w:b w:val="false"/>
+          <w:bCs w:val="false"/>
+          <w:lang w:val="hu-HU" w:eastAsia="zh-CN" w:bidi="hi-IN"/>
+        </w:rPr>
+      </w:pPr>
+      <w:r>
+        <w:rPr>
+          <w:b w:val="false"/>
+          <w:bCs w:val="false"/>
+          <w:lang w:val="hu-HU" w:eastAsia="zh-CN" w:bidi="hi-IN"/>
+        </w:rPr>
+      </w:r>
+    </w:p>
+    <w:p>
+      <w:pPr>
+        <w:pStyle w:val="Normal"/>
+        <w:bidi w:val="0"/>
+        <w:jc w:val="start"/>
+        <w:rPr>
+          <w:b w:val="false"/>
+          <w:bCs w:val="false"/>
+          <w:lang w:val="hu-HU" w:eastAsia="zh-CN" w:bidi="hi-IN"/>
+        </w:rPr>
+      </w:pPr>
+      <w:r>
+        <w:rPr>
+          <w:b w:val="false"/>
+          <w:bCs w:val="false"/>
+          <w:lang w:val="hu-HU" w:eastAsia="zh-CN" w:bidi="hi-IN"/>
+        </w:rPr>
+        <w:t>pl. feheruuaru + rea -&gt; fehérvárna</w:t>
+      </w:r>
+    </w:p>
+    <w:p>
+      <w:pPr>
+        <w:pStyle w:val="Normal"/>
+        <w:bidi w:val="0"/>
+        <w:jc w:val="start"/>
+        <w:rPr>
+          <w:b w:val="false"/>
+          <w:bCs w:val="false"/>
+          <w:lang w:val="hu-HU" w:eastAsia="zh-CN" w:bidi="hi-IN"/>
+        </w:rPr>
+      </w:pPr>
+      <w:r>
+        <w:rPr>
+          <w:b w:val="false"/>
+          <w:bCs w:val="false"/>
+          <w:lang w:val="hu-HU" w:eastAsia="zh-CN" w:bidi="hi-IN"/>
+        </w:rPr>
+        <w:t>az ómagyar korban még nem tapadt rá a szótőre a toldalék</w:t>
+      </w:r>
+    </w:p>
+    <w:p>
+      <w:pPr>
+        <w:pStyle w:val="Normal"/>
+        <w:bidi w:val="0"/>
+        <w:jc w:val="start"/>
+        <w:rPr>
+          <w:b w:val="false"/>
+          <w:bCs w:val="false"/>
+          <w:lang w:val="hu-HU" w:eastAsia="zh-CN" w:bidi="hi-IN"/>
+        </w:rPr>
+      </w:pPr>
+      <w:r>
+        <w:rPr>
+          <w:b w:val="false"/>
+          <w:bCs w:val="false"/>
+          <w:lang w:val="hu-HU" w:eastAsia="zh-CN" w:bidi="hi-IN"/>
+        </w:rPr>
+        <w:t>mássalhangzótörvények</w:t>
+      </w:r>
+    </w:p>
+    <w:p>
+      <w:pPr>
+        <w:pStyle w:val="Normal"/>
+        <w:bidi w:val="0"/>
+        <w:jc w:val="start"/>
+        <w:rPr>
+          <w:b w:val="false"/>
+          <w:bCs w:val="false"/>
+          <w:lang w:val="hu-HU" w:eastAsia="zh-CN" w:bidi="hi-IN"/>
+        </w:rPr>
+      </w:pPr>
+      <w:r>
+        <w:rPr>
+          <w:b w:val="false"/>
+          <w:bCs w:val="false"/>
+          <w:lang w:val="hu-HU" w:eastAsia="zh-CN" w:bidi="hi-IN"/>
+        </w:rPr>
+        <w:t>hangtörvéynek</w:t>
+      </w:r>
+    </w:p>
+    <w:p>
+      <w:pPr>
+        <w:pStyle w:val="Normal"/>
+        <w:numPr>
+          <w:ilvl w:val="0"/>
+          <w:numId w:val="17"/>
+        </w:numPr>
+        <w:bidi w:val="0"/>
+        <w:jc w:val="start"/>
+        <w:rPr>
+          <w:b w:val="false"/>
+          <w:bCs w:val="false"/>
+          <w:lang w:val="hu-HU" w:eastAsia="zh-CN" w:bidi="hi-IN"/>
+        </w:rPr>
+      </w:pPr>
+      <w:r>
+        <w:rPr>
+          <w:b w:val="false"/>
+          <w:bCs w:val="false"/>
+          <w:lang w:val="hu-HU" w:eastAsia="zh-CN" w:bidi="hi-IN"/>
+        </w:rPr>
+        <w:t>mássalhangzótörvények</w:t>
+      </w:r>
+    </w:p>
+    <w:p>
+      <w:pPr>
+        <w:pStyle w:val="Normal"/>
+        <w:numPr>
+          <w:ilvl w:val="1"/>
+          <w:numId w:val="17"/>
+        </w:numPr>
+        <w:bidi w:val="0"/>
+        <w:jc w:val="start"/>
+        <w:rPr>
+          <w:b w:val="false"/>
+          <w:bCs w:val="false"/>
+          <w:lang w:val="hu-HU" w:eastAsia="zh-CN" w:bidi="hi-IN"/>
+        </w:rPr>
+      </w:pPr>
+      <w:r>
+        <w:rPr>
+          <w:b w:val="false"/>
+          <w:bCs w:val="false"/>
+          <w:lang w:val="hu-HU" w:eastAsia="zh-CN" w:bidi="hi-IN"/>
+        </w:rPr>
+        <w:t>összeolvadás (pl. Barátság)</w:t>
+      </w:r>
+    </w:p>
+    <w:p>
+      <w:pPr>
+        <w:pStyle w:val="Normal"/>
+        <w:numPr>
+          <w:ilvl w:val="1"/>
+          <w:numId w:val="17"/>
+        </w:numPr>
+        <w:bidi w:val="0"/>
+        <w:jc w:val="start"/>
+        <w:rPr>
+          <w:b w:val="false"/>
+          <w:bCs w:val="false"/>
+          <w:lang w:val="hu-HU" w:eastAsia="zh-CN" w:bidi="hi-IN"/>
+        </w:rPr>
+      </w:pPr>
+      <w:r>
+        <w:rPr>
+          <w:b w:val="false"/>
+          <w:bCs w:val="false"/>
+          <w:lang w:val="hu-HU" w:eastAsia="zh-CN" w:bidi="hi-IN"/>
+        </w:rPr>
+        <w:t>rövidülés (pl. Otthon)</w:t>
+      </w:r>
+    </w:p>
+    <w:p>
+      <w:pPr>
+        <w:pStyle w:val="Normal"/>
+        <w:numPr>
+          <w:ilvl w:val="1"/>
+          <w:numId w:val="17"/>
+        </w:numPr>
+        <w:bidi w:val="0"/>
+        <w:jc w:val="start"/>
+        <w:rPr>
+          <w:b w:val="false"/>
+          <w:bCs w:val="false"/>
+          <w:lang w:val="hu-HU" w:eastAsia="zh-CN" w:bidi="hi-IN"/>
+        </w:rPr>
+      </w:pPr>
+      <w:r>
+        <w:rPr>
+          <w:b w:val="false"/>
+          <w:bCs w:val="false"/>
+          <w:lang w:val="hu-HU" w:eastAsia="zh-CN" w:bidi="hi-IN"/>
+        </w:rPr>
+        <w:t>kiesés (pl. Mondta)</w:t>
+      </w:r>
+    </w:p>
+    <w:p>
+      <w:pPr>
+        <w:pStyle w:val="Normal"/>
+        <w:numPr>
+          <w:ilvl w:val="0"/>
+          <w:numId w:val="17"/>
+        </w:numPr>
+        <w:bidi w:val="0"/>
+        <w:jc w:val="start"/>
+        <w:rPr>
+          <w:b w:val="false"/>
+          <w:bCs w:val="false"/>
+          <w:lang w:val="hu-HU" w:eastAsia="zh-CN" w:bidi="hi-IN"/>
+        </w:rPr>
+      </w:pPr>
+      <w:r>
+        <w:rPr>
+          <w:b w:val="false"/>
+          <w:bCs w:val="false"/>
+          <w:lang w:val="hu-HU" w:eastAsia="zh-CN" w:bidi="hi-IN"/>
+        </w:rPr>
+        <w:t>hasonulások</w:t>
+      </w:r>
+    </w:p>
+    <w:p>
+      <w:pPr>
+        <w:pStyle w:val="Normal"/>
+        <w:numPr>
+          <w:ilvl w:val="1"/>
+          <w:numId w:val="17"/>
+        </w:numPr>
+        <w:bidi w:val="0"/>
+        <w:jc w:val="start"/>
+        <w:rPr>
+          <w:b w:val="false"/>
+          <w:bCs w:val="false"/>
+          <w:lang w:val="hu-HU" w:eastAsia="zh-CN" w:bidi="hi-IN"/>
+        </w:rPr>
+      </w:pPr>
+      <w:r>
+        <w:rPr>
+          <w:b w:val="false"/>
+          <w:bCs w:val="false"/>
+          <w:lang w:val="hu-HU" w:eastAsia="zh-CN" w:bidi="hi-IN"/>
+        </w:rPr>
+        <w:t>részleges</w:t>
+      </w:r>
+    </w:p>
+    <w:p>
+      <w:pPr>
+        <w:pStyle w:val="Normal"/>
+        <w:numPr>
+          <w:ilvl w:val="2"/>
+          <w:numId w:val="17"/>
+        </w:numPr>
+        <w:bidi w:val="0"/>
+        <w:jc w:val="start"/>
+        <w:rPr>
+          <w:b w:val="false"/>
+          <w:bCs w:val="false"/>
+          <w:lang w:val="hu-HU" w:eastAsia="zh-CN" w:bidi="hi-IN"/>
+        </w:rPr>
+      </w:pPr>
+      <w:r>
+        <w:rPr>
+          <w:b w:val="false"/>
+          <w:bCs w:val="false"/>
+          <w:lang w:val="hu-HU" w:eastAsia="zh-CN" w:bidi="hi-IN"/>
+        </w:rPr>
+        <w:t>képzés helye szerint (pl. Azonban)</w:t>
+      </w:r>
+    </w:p>
+    <w:p>
+      <w:pPr>
+        <w:pStyle w:val="Normal"/>
+        <w:numPr>
+          <w:ilvl w:val="2"/>
+          <w:numId w:val="17"/>
+        </w:numPr>
+        <w:bidi w:val="0"/>
+        <w:jc w:val="start"/>
+        <w:rPr>
+          <w:b w:val="false"/>
+          <w:bCs w:val="false"/>
+          <w:lang w:val="hu-HU" w:eastAsia="zh-CN" w:bidi="hi-IN"/>
+        </w:rPr>
+      </w:pPr>
+      <w:r>
+        <w:rPr>
+          <w:b w:val="false"/>
+          <w:bCs w:val="false"/>
+          <w:lang w:val="hu-HU" w:eastAsia="zh-CN" w:bidi="hi-IN"/>
+        </w:rPr>
+        <w:t>zöngésség szerint (pl. Dobta)</w:t>
+      </w:r>
+    </w:p>
+    <w:p>
+      <w:pPr>
+        <w:pStyle w:val="Normal"/>
+        <w:numPr>
+          <w:ilvl w:val="1"/>
+          <w:numId w:val="17"/>
+        </w:numPr>
+        <w:bidi w:val="0"/>
+        <w:jc w:val="start"/>
+        <w:rPr>
+          <w:b w:val="false"/>
+          <w:bCs w:val="false"/>
+          <w:lang w:val="hu-HU" w:eastAsia="zh-CN" w:bidi="hi-IN"/>
+        </w:rPr>
+      </w:pPr>
+      <w:r>
+        <w:rPr>
+          <w:b w:val="false"/>
+          <w:bCs w:val="false"/>
+          <w:lang w:val="hu-HU" w:eastAsia="zh-CN" w:bidi="hi-IN"/>
+        </w:rPr>
+        <w:t>teljes</w:t>
+      </w:r>
+    </w:p>
+    <w:p>
+      <w:pPr>
+        <w:pStyle w:val="Normal"/>
+        <w:numPr>
+          <w:ilvl w:val="2"/>
+          <w:numId w:val="17"/>
+        </w:numPr>
+        <w:bidi w:val="0"/>
+        <w:jc w:val="start"/>
+        <w:rPr>
+          <w:b w:val="false"/>
+          <w:bCs w:val="false"/>
+          <w:lang w:val="hu-HU" w:eastAsia="zh-CN" w:bidi="hi-IN"/>
+        </w:rPr>
+      </w:pPr>
+      <w:r>
+        <w:rPr>
+          <w:b w:val="false"/>
+          <w:bCs w:val="false"/>
+          <w:lang w:val="hu-HU" w:eastAsia="zh-CN" w:bidi="hi-IN"/>
+        </w:rPr>
+        <w:t>írásban jelölt (pl. kézzel)</w:t>
+      </w:r>
+    </w:p>
+    <w:p>
+      <w:pPr>
+        <w:pStyle w:val="Normal"/>
+        <w:numPr>
+          <w:ilvl w:val="2"/>
+          <w:numId w:val="17"/>
+        </w:numPr>
+        <w:bidi w:val="0"/>
+        <w:jc w:val="start"/>
+        <w:rPr>
+          <w:b w:val="false"/>
+          <w:bCs w:val="false"/>
+          <w:lang w:val="hu-HU" w:eastAsia="zh-CN" w:bidi="hi-IN"/>
+        </w:rPr>
+      </w:pPr>
+      <w:r>
+        <w:rPr>
+          <w:b w:val="false"/>
+          <w:bCs w:val="false"/>
+          <w:lang w:val="hu-HU" w:eastAsia="zh-CN" w:bidi="hi-IN"/>
+        </w:rPr>
+        <w:t>írásban nem jelölt (pl. Anyja)</w:t>
+      </w:r>
+    </w:p>
+    <w:p>
+      <w:pPr>
+        <w:pStyle w:val="Normal"/>
+        <w:bidi w:val="0"/>
+        <w:jc w:val="start"/>
+        <w:rPr>
+          <w:b w:val="false"/>
+          <w:bCs w:val="false"/>
+          <w:lang w:val="hu-HU" w:eastAsia="zh-CN" w:bidi="hi-IN"/>
+        </w:rPr>
+      </w:pPr>
+      <w:r>
+        <w:rPr>
+          <w:b w:val="false"/>
+          <w:bCs w:val="false"/>
+          <w:lang w:val="hu-HU" w:eastAsia="zh-CN" w:bidi="hi-IN"/>
+        </w:rPr>
+      </w:r>
+    </w:p>
+    <w:p>
+      <w:pPr>
+        <w:pStyle w:val="Normal"/>
+        <w:bidi w:val="0"/>
+        <w:jc w:val="start"/>
+        <w:rPr>
+          <w:b/>
+          <w:bCs/>
+          <w:u w:val="single"/>
+          <w:lang w:val="hu-HU" w:eastAsia="zh-CN" w:bidi="hi-IN"/>
+        </w:rPr>
+      </w:pPr>
+      <w:r>
+        <w:rPr>
+          <w:b/>
+          <w:bCs/>
+          <w:u w:val="single"/>
+          <w:lang w:val="hu-HU" w:eastAsia="zh-CN" w:bidi="hi-IN"/>
+        </w:rPr>
+        <w:t>hasonulások:</w:t>
+      </w:r>
+    </w:p>
+    <w:p>
+      <w:pPr>
+        <w:pStyle w:val="Normal"/>
+        <w:numPr>
+          <w:ilvl w:val="0"/>
+          <w:numId w:val="18"/>
+        </w:numPr>
+        <w:bidi w:val="0"/>
+        <w:jc w:val="start"/>
+        <w:rPr>
+          <w:b w:val="false"/>
+          <w:bCs w:val="false"/>
+          <w:u w:val="none"/>
+          <w:lang w:val="hu-HU" w:eastAsia="zh-CN" w:bidi="hi-IN"/>
+        </w:rPr>
+      </w:pPr>
+      <w:r>
+        <w:rPr>
+          <w:b w:val="false"/>
+          <w:bCs w:val="false"/>
+          <w:u w:val="none"/>
+          <w:lang w:val="hu-HU" w:eastAsia="zh-CN" w:bidi="hi-IN"/>
+        </w:rPr>
+        <w:t>Az egyik MSH nam változik (amelyik hat a másikra)</w:t>
+      </w:r>
+    </w:p>
+    <w:p>
+      <w:pPr>
+        <w:pStyle w:val="Normal"/>
+        <w:numPr>
+          <w:ilvl w:val="0"/>
+          <w:numId w:val="18"/>
+        </w:numPr>
+        <w:bidi w:val="0"/>
+        <w:jc w:val="start"/>
+        <w:rPr>
+          <w:b w:val="false"/>
+          <w:bCs w:val="false"/>
+          <w:u w:val="none"/>
+          <w:lang w:val="hu-HU" w:eastAsia="zh-CN" w:bidi="hi-IN"/>
+        </w:rPr>
+      </w:pPr>
+      <w:r>
+        <w:rPr>
+          <w:b w:val="false"/>
+          <w:bCs w:val="false"/>
+          <w:u w:val="none"/>
+          <w:lang w:val="hu-HU" w:eastAsia="zh-CN" w:bidi="hi-IN"/>
+        </w:rPr>
+        <w:t>teljes hasonulás: két egyforma MSH az eredmény</w:t>
+      </w:r>
+    </w:p>
+    <w:p>
+      <w:pPr>
+        <w:pStyle w:val="Normal"/>
+        <w:numPr>
+          <w:ilvl w:val="0"/>
+          <w:numId w:val="18"/>
+        </w:numPr>
+        <w:bidi w:val="0"/>
+        <w:jc w:val="start"/>
+        <w:rPr>
+          <w:b w:val="false"/>
+          <w:bCs w:val="false"/>
+          <w:u w:val="none"/>
+          <w:lang w:val="hu-HU" w:eastAsia="zh-CN" w:bidi="hi-IN"/>
+        </w:rPr>
+      </w:pPr>
+      <w:r>
+        <w:rPr>
+          <w:b w:val="false"/>
+          <w:bCs w:val="false"/>
+          <w:u w:val="none"/>
+          <w:lang w:val="hu-HU" w:eastAsia="zh-CN" w:bidi="hi-IN"/>
+        </w:rPr>
+        <w:t>részleges h. egyik</w:t>
       </w:r>
     </w:p>
     <w:sectPr>
@@ -2982,6 +3691,947 @@
     </w:lvl>
   </w:abstractNum>
   <w:abstractNum w:abstractNumId="12">
+    <w:lvl w:ilvl="0">
+      <w:start w:val="1"/>
+      <w:numFmt w:val="decimal"/>
+      <w:lvlText w:val="%1."/>
+      <w:lvlJc w:val="start"/>
+      <w:pPr>
+        <w:tabs>
+          <w:tab w:val="num" w:pos="720"/>
+        </w:tabs>
+        <w:ind w:start="720" w:hanging="360"/>
+      </w:pPr>
+      <w:rPr/>
+    </w:lvl>
+    <w:lvl w:ilvl="1">
+      <w:start w:val="1"/>
+      <w:numFmt w:val="decimal"/>
+      <w:lvlText w:val="%2."/>
+      <w:lvlJc w:val="start"/>
+      <w:pPr>
+        <w:tabs>
+          <w:tab w:val="num" w:pos="1080"/>
+        </w:tabs>
+        <w:ind w:start="1080" w:hanging="360"/>
+      </w:pPr>
+      <w:rPr/>
+    </w:lvl>
+    <w:lvl w:ilvl="2">
+      <w:start w:val="1"/>
+      <w:numFmt w:val="decimal"/>
+      <w:lvlText w:val="%3."/>
+      <w:lvlJc w:val="start"/>
+      <w:pPr>
+        <w:tabs>
+          <w:tab w:val="num" w:pos="1440"/>
+        </w:tabs>
+        <w:ind w:start="1440" w:hanging="360"/>
+      </w:pPr>
+      <w:rPr/>
+    </w:lvl>
+    <w:lvl w:ilvl="3">
+      <w:start w:val="1"/>
+      <w:numFmt w:val="decimal"/>
+      <w:lvlText w:val="%4."/>
+      <w:lvlJc w:val="start"/>
+      <w:pPr>
+        <w:tabs>
+          <w:tab w:val="num" w:pos="1800"/>
+        </w:tabs>
+        <w:ind w:start="1800" w:hanging="360"/>
+      </w:pPr>
+      <w:rPr/>
+    </w:lvl>
+    <w:lvl w:ilvl="4">
+      <w:start w:val="1"/>
+      <w:numFmt w:val="decimal"/>
+      <w:lvlText w:val="%5."/>
+      <w:lvlJc w:val="start"/>
+      <w:pPr>
+        <w:tabs>
+          <w:tab w:val="num" w:pos="2160"/>
+        </w:tabs>
+        <w:ind w:start="2160" w:hanging="360"/>
+      </w:pPr>
+      <w:rPr/>
+    </w:lvl>
+    <w:lvl w:ilvl="5">
+      <w:start w:val="1"/>
+      <w:numFmt w:val="decimal"/>
+      <w:lvlText w:val="%6."/>
+      <w:lvlJc w:val="start"/>
+      <w:pPr>
+        <w:tabs>
+          <w:tab w:val="num" w:pos="2520"/>
+        </w:tabs>
+        <w:ind w:start="2520" w:hanging="360"/>
+      </w:pPr>
+      <w:rPr/>
+    </w:lvl>
+    <w:lvl w:ilvl="6">
+      <w:start w:val="1"/>
+      <w:numFmt w:val="decimal"/>
+      <w:lvlText w:val="%7."/>
+      <w:lvlJc w:val="start"/>
+      <w:pPr>
+        <w:tabs>
+          <w:tab w:val="num" w:pos="2880"/>
+        </w:tabs>
+        <w:ind w:start="2880" w:hanging="360"/>
+      </w:pPr>
+      <w:rPr/>
+    </w:lvl>
+    <w:lvl w:ilvl="7">
+      <w:start w:val="1"/>
+      <w:numFmt w:val="decimal"/>
+      <w:lvlText w:val="%8."/>
+      <w:lvlJc w:val="start"/>
+      <w:pPr>
+        <w:tabs>
+          <w:tab w:val="num" w:pos="3240"/>
+        </w:tabs>
+        <w:ind w:start="3240" w:hanging="360"/>
+      </w:pPr>
+      <w:rPr/>
+    </w:lvl>
+    <w:lvl w:ilvl="8">
+      <w:start w:val="1"/>
+      <w:numFmt w:val="decimal"/>
+      <w:lvlText w:val="%9."/>
+      <w:lvlJc w:val="start"/>
+      <w:pPr>
+        <w:tabs>
+          <w:tab w:val="num" w:pos="3600"/>
+        </w:tabs>
+        <w:ind w:start="3600" w:hanging="360"/>
+      </w:pPr>
+      <w:rPr/>
+    </w:lvl>
+  </w:abstractNum>
+  <w:abstractNum w:abstractNumId="13">
+    <w:lvl w:ilvl="0">
+      <w:start w:val="1"/>
+      <w:numFmt w:val="bullet"/>
+      <w:lvlText w:val=""/>
+      <w:lvlJc w:val="start"/>
+      <w:pPr>
+        <w:tabs>
+          <w:tab w:val="num" w:pos="720"/>
+        </w:tabs>
+        <w:ind w:start="720" w:hanging="360"/>
+      </w:pPr>
+      <w:rPr>
+        <w:rFonts w:ascii="Symbol" w:hAnsi="Symbol" w:cs="Symbol" w:hint="default"/>
+      </w:rPr>
+    </w:lvl>
+    <w:lvl w:ilvl="1">
+      <w:start w:val="1"/>
+      <w:numFmt w:val="bullet"/>
+      <w:lvlText w:val="◦"/>
+      <w:lvlJc w:val="start"/>
+      <w:pPr>
+        <w:tabs>
+          <w:tab w:val="num" w:pos="1080"/>
+        </w:tabs>
+        <w:ind w:start="1080" w:hanging="360"/>
+      </w:pPr>
+      <w:rPr>
+        <w:rFonts w:ascii="OpenSymbol" w:hAnsi="OpenSymbol" w:cs="OpenSymbol" w:hint="default"/>
+      </w:rPr>
+    </w:lvl>
+    <w:lvl w:ilvl="2">
+      <w:start w:val="1"/>
+      <w:numFmt w:val="bullet"/>
+      <w:lvlText w:val="▪"/>
+      <w:lvlJc w:val="start"/>
+      <w:pPr>
+        <w:tabs>
+          <w:tab w:val="num" w:pos="1440"/>
+        </w:tabs>
+        <w:ind w:start="1440" w:hanging="360"/>
+      </w:pPr>
+      <w:rPr>
+        <w:rFonts w:ascii="OpenSymbol" w:hAnsi="OpenSymbol" w:cs="OpenSymbol" w:hint="default"/>
+      </w:rPr>
+    </w:lvl>
+    <w:lvl w:ilvl="3">
+      <w:start w:val="1"/>
+      <w:numFmt w:val="bullet"/>
+      <w:lvlText w:val=""/>
+      <w:lvlJc w:val="start"/>
+      <w:pPr>
+        <w:tabs>
+          <w:tab w:val="num" w:pos="1800"/>
+        </w:tabs>
+        <w:ind w:start="1800" w:hanging="360"/>
+      </w:pPr>
+      <w:rPr>
+        <w:rFonts w:ascii="Symbol" w:hAnsi="Symbol" w:cs="Symbol" w:hint="default"/>
+      </w:rPr>
+    </w:lvl>
+    <w:lvl w:ilvl="4">
+      <w:start w:val="1"/>
+      <w:numFmt w:val="bullet"/>
+      <w:lvlText w:val="◦"/>
+      <w:lvlJc w:val="start"/>
+      <w:pPr>
+        <w:tabs>
+          <w:tab w:val="num" w:pos="2160"/>
+        </w:tabs>
+        <w:ind w:start="2160" w:hanging="360"/>
+      </w:pPr>
+      <w:rPr>
+        <w:rFonts w:ascii="OpenSymbol" w:hAnsi="OpenSymbol" w:cs="OpenSymbol" w:hint="default"/>
+      </w:rPr>
+    </w:lvl>
+    <w:lvl w:ilvl="5">
+      <w:start w:val="1"/>
+      <w:numFmt w:val="bullet"/>
+      <w:lvlText w:val="▪"/>
+      <w:lvlJc w:val="start"/>
+      <w:pPr>
+        <w:tabs>
+          <w:tab w:val="num" w:pos="2520"/>
+        </w:tabs>
+        <w:ind w:start="2520" w:hanging="360"/>
+      </w:pPr>
+      <w:rPr>
+        <w:rFonts w:ascii="OpenSymbol" w:hAnsi="OpenSymbol" w:cs="OpenSymbol" w:hint="default"/>
+      </w:rPr>
+    </w:lvl>
+    <w:lvl w:ilvl="6">
+      <w:start w:val="1"/>
+      <w:numFmt w:val="bullet"/>
+      <w:lvlText w:val=""/>
+      <w:lvlJc w:val="start"/>
+      <w:pPr>
+        <w:tabs>
+          <w:tab w:val="num" w:pos="2880"/>
+        </w:tabs>
+        <w:ind w:start="2880" w:hanging="360"/>
+      </w:pPr>
+      <w:rPr>
+        <w:rFonts w:ascii="Symbol" w:hAnsi="Symbol" w:cs="Symbol" w:hint="default"/>
+      </w:rPr>
+    </w:lvl>
+    <w:lvl w:ilvl="7">
+      <w:start w:val="1"/>
+      <w:numFmt w:val="bullet"/>
+      <w:lvlText w:val="◦"/>
+      <w:lvlJc w:val="start"/>
+      <w:pPr>
+        <w:tabs>
+          <w:tab w:val="num" w:pos="3240"/>
+        </w:tabs>
+        <w:ind w:start="3240" w:hanging="360"/>
+      </w:pPr>
+      <w:rPr>
+        <w:rFonts w:ascii="OpenSymbol" w:hAnsi="OpenSymbol" w:cs="OpenSymbol" w:hint="default"/>
+      </w:rPr>
+    </w:lvl>
+    <w:lvl w:ilvl="8">
+      <w:start w:val="1"/>
+      <w:numFmt w:val="bullet"/>
+      <w:lvlText w:val="▪"/>
+      <w:lvlJc w:val="start"/>
+      <w:pPr>
+        <w:tabs>
+          <w:tab w:val="num" w:pos="3600"/>
+        </w:tabs>
+        <w:ind w:start="3600" w:hanging="360"/>
+      </w:pPr>
+      <w:rPr>
+        <w:rFonts w:ascii="OpenSymbol" w:hAnsi="OpenSymbol" w:cs="OpenSymbol" w:hint="default"/>
+      </w:rPr>
+    </w:lvl>
+  </w:abstractNum>
+  <w:abstractNum w:abstractNumId="14">
+    <w:lvl w:ilvl="0">
+      <w:start w:val="1"/>
+      <w:numFmt w:val="bullet"/>
+      <w:lvlText w:val=""/>
+      <w:lvlJc w:val="start"/>
+      <w:pPr>
+        <w:tabs>
+          <w:tab w:val="num" w:pos="720"/>
+        </w:tabs>
+        <w:ind w:start="720" w:hanging="360"/>
+      </w:pPr>
+      <w:rPr>
+        <w:rFonts w:ascii="Symbol" w:hAnsi="Symbol" w:cs="Symbol" w:hint="default"/>
+      </w:rPr>
+    </w:lvl>
+    <w:lvl w:ilvl="1">
+      <w:start w:val="1"/>
+      <w:numFmt w:val="bullet"/>
+      <w:lvlText w:val="◦"/>
+      <w:lvlJc w:val="start"/>
+      <w:pPr>
+        <w:tabs>
+          <w:tab w:val="num" w:pos="1080"/>
+        </w:tabs>
+        <w:ind w:start="1080" w:hanging="360"/>
+      </w:pPr>
+      <w:rPr>
+        <w:rFonts w:ascii="OpenSymbol" w:hAnsi="OpenSymbol" w:cs="OpenSymbol" w:hint="default"/>
+      </w:rPr>
+    </w:lvl>
+    <w:lvl w:ilvl="2">
+      <w:start w:val="1"/>
+      <w:numFmt w:val="bullet"/>
+      <w:lvlText w:val="▪"/>
+      <w:lvlJc w:val="start"/>
+      <w:pPr>
+        <w:tabs>
+          <w:tab w:val="num" w:pos="1440"/>
+        </w:tabs>
+        <w:ind w:start="1440" w:hanging="360"/>
+      </w:pPr>
+      <w:rPr>
+        <w:rFonts w:ascii="OpenSymbol" w:hAnsi="OpenSymbol" w:cs="OpenSymbol" w:hint="default"/>
+      </w:rPr>
+    </w:lvl>
+    <w:lvl w:ilvl="3">
+      <w:start w:val="1"/>
+      <w:numFmt w:val="bullet"/>
+      <w:lvlText w:val=""/>
+      <w:lvlJc w:val="start"/>
+      <w:pPr>
+        <w:tabs>
+          <w:tab w:val="num" w:pos="1800"/>
+        </w:tabs>
+        <w:ind w:start="1800" w:hanging="360"/>
+      </w:pPr>
+      <w:rPr>
+        <w:rFonts w:ascii="Symbol" w:hAnsi="Symbol" w:cs="Symbol" w:hint="default"/>
+      </w:rPr>
+    </w:lvl>
+    <w:lvl w:ilvl="4">
+      <w:start w:val="1"/>
+      <w:numFmt w:val="bullet"/>
+      <w:lvlText w:val="◦"/>
+      <w:lvlJc w:val="start"/>
+      <w:pPr>
+        <w:tabs>
+          <w:tab w:val="num" w:pos="2160"/>
+        </w:tabs>
+        <w:ind w:start="2160" w:hanging="360"/>
+      </w:pPr>
+      <w:rPr>
+        <w:rFonts w:ascii="OpenSymbol" w:hAnsi="OpenSymbol" w:cs="OpenSymbol" w:hint="default"/>
+      </w:rPr>
+    </w:lvl>
+    <w:lvl w:ilvl="5">
+      <w:start w:val="1"/>
+      <w:numFmt w:val="bullet"/>
+      <w:lvlText w:val="▪"/>
+      <w:lvlJc w:val="start"/>
+      <w:pPr>
+        <w:tabs>
+          <w:tab w:val="num" w:pos="2520"/>
+        </w:tabs>
+        <w:ind w:start="2520" w:hanging="360"/>
+      </w:pPr>
+      <w:rPr>
+        <w:rFonts w:ascii="OpenSymbol" w:hAnsi="OpenSymbol" w:cs="OpenSymbol" w:hint="default"/>
+      </w:rPr>
+    </w:lvl>
+    <w:lvl w:ilvl="6">
+      <w:start w:val="1"/>
+      <w:numFmt w:val="bullet"/>
+      <w:lvlText w:val=""/>
+      <w:lvlJc w:val="start"/>
+      <w:pPr>
+        <w:tabs>
+          <w:tab w:val="num" w:pos="2880"/>
+        </w:tabs>
+        <w:ind w:start="2880" w:hanging="360"/>
+      </w:pPr>
+      <w:rPr>
+        <w:rFonts w:ascii="Symbol" w:hAnsi="Symbol" w:cs="Symbol" w:hint="default"/>
+      </w:rPr>
+    </w:lvl>
+    <w:lvl w:ilvl="7">
+      <w:start w:val="1"/>
+      <w:numFmt w:val="bullet"/>
+      <w:lvlText w:val="◦"/>
+      <w:lvlJc w:val="start"/>
+      <w:pPr>
+        <w:tabs>
+          <w:tab w:val="num" w:pos="3240"/>
+        </w:tabs>
+        <w:ind w:start="3240" w:hanging="360"/>
+      </w:pPr>
+      <w:rPr>
+        <w:rFonts w:ascii="OpenSymbol" w:hAnsi="OpenSymbol" w:cs="OpenSymbol" w:hint="default"/>
+      </w:rPr>
+    </w:lvl>
+    <w:lvl w:ilvl="8">
+      <w:start w:val="1"/>
+      <w:numFmt w:val="bullet"/>
+      <w:lvlText w:val="▪"/>
+      <w:lvlJc w:val="start"/>
+      <w:pPr>
+        <w:tabs>
+          <w:tab w:val="num" w:pos="3600"/>
+        </w:tabs>
+        <w:ind w:start="3600" w:hanging="360"/>
+      </w:pPr>
+      <w:rPr>
+        <w:rFonts w:ascii="OpenSymbol" w:hAnsi="OpenSymbol" w:cs="OpenSymbol" w:hint="default"/>
+      </w:rPr>
+    </w:lvl>
+  </w:abstractNum>
+  <w:abstractNum w:abstractNumId="15">
+    <w:lvl w:ilvl="0">
+      <w:start w:val="1"/>
+      <w:numFmt w:val="bullet"/>
+      <w:lvlText w:val=""/>
+      <w:lvlJc w:val="start"/>
+      <w:pPr>
+        <w:tabs>
+          <w:tab w:val="num" w:pos="720"/>
+        </w:tabs>
+        <w:ind w:start="720" w:hanging="360"/>
+      </w:pPr>
+      <w:rPr>
+        <w:rFonts w:ascii="Symbol" w:hAnsi="Symbol" w:cs="Symbol" w:hint="default"/>
+      </w:rPr>
+    </w:lvl>
+    <w:lvl w:ilvl="1">
+      <w:start w:val="1"/>
+      <w:numFmt w:val="bullet"/>
+      <w:lvlText w:val="◦"/>
+      <w:lvlJc w:val="start"/>
+      <w:pPr>
+        <w:tabs>
+          <w:tab w:val="num" w:pos="1080"/>
+        </w:tabs>
+        <w:ind w:start="1080" w:hanging="360"/>
+      </w:pPr>
+      <w:rPr>
+        <w:rFonts w:ascii="OpenSymbol" w:hAnsi="OpenSymbol" w:cs="OpenSymbol" w:hint="default"/>
+      </w:rPr>
+    </w:lvl>
+    <w:lvl w:ilvl="2">
+      <w:start w:val="1"/>
+      <w:numFmt w:val="bullet"/>
+      <w:lvlText w:val="▪"/>
+      <w:lvlJc w:val="start"/>
+      <w:pPr>
+        <w:tabs>
+          <w:tab w:val="num" w:pos="1440"/>
+        </w:tabs>
+        <w:ind w:start="1440" w:hanging="360"/>
+      </w:pPr>
+      <w:rPr>
+        <w:rFonts w:ascii="OpenSymbol" w:hAnsi="OpenSymbol" w:cs="OpenSymbol" w:hint="default"/>
+      </w:rPr>
+    </w:lvl>
+    <w:lvl w:ilvl="3">
+      <w:start w:val="1"/>
+      <w:numFmt w:val="bullet"/>
+      <w:lvlText w:val=""/>
+      <w:lvlJc w:val="start"/>
+      <w:pPr>
+        <w:tabs>
+          <w:tab w:val="num" w:pos="1800"/>
+        </w:tabs>
+        <w:ind w:start="1800" w:hanging="360"/>
+      </w:pPr>
+      <w:rPr>
+        <w:rFonts w:ascii="Symbol" w:hAnsi="Symbol" w:cs="Symbol" w:hint="default"/>
+      </w:rPr>
+    </w:lvl>
+    <w:lvl w:ilvl="4">
+      <w:start w:val="1"/>
+      <w:numFmt w:val="bullet"/>
+      <w:lvlText w:val="◦"/>
+      <w:lvlJc w:val="start"/>
+      <w:pPr>
+        <w:tabs>
+          <w:tab w:val="num" w:pos="2160"/>
+        </w:tabs>
+        <w:ind w:start="2160" w:hanging="360"/>
+      </w:pPr>
+      <w:rPr>
+        <w:rFonts w:ascii="OpenSymbol" w:hAnsi="OpenSymbol" w:cs="OpenSymbol" w:hint="default"/>
+      </w:rPr>
+    </w:lvl>
+    <w:lvl w:ilvl="5">
+      <w:start w:val="1"/>
+      <w:numFmt w:val="bullet"/>
+      <w:lvlText w:val="▪"/>
+      <w:lvlJc w:val="start"/>
+      <w:pPr>
+        <w:tabs>
+          <w:tab w:val="num" w:pos="2520"/>
+        </w:tabs>
+        <w:ind w:start="2520" w:hanging="360"/>
+      </w:pPr>
+      <w:rPr>
+        <w:rFonts w:ascii="OpenSymbol" w:hAnsi="OpenSymbol" w:cs="OpenSymbol" w:hint="default"/>
+      </w:rPr>
+    </w:lvl>
+    <w:lvl w:ilvl="6">
+      <w:start w:val="1"/>
+      <w:numFmt w:val="bullet"/>
+      <w:lvlText w:val=""/>
+      <w:lvlJc w:val="start"/>
+      <w:pPr>
+        <w:tabs>
+          <w:tab w:val="num" w:pos="2880"/>
+        </w:tabs>
+        <w:ind w:start="2880" w:hanging="360"/>
+      </w:pPr>
+      <w:rPr>
+        <w:rFonts w:ascii="Symbol" w:hAnsi="Symbol" w:cs="Symbol" w:hint="default"/>
+      </w:rPr>
+    </w:lvl>
+    <w:lvl w:ilvl="7">
+      <w:start w:val="1"/>
+      <w:numFmt w:val="bullet"/>
+      <w:lvlText w:val="◦"/>
+      <w:lvlJc w:val="start"/>
+      <w:pPr>
+        <w:tabs>
+          <w:tab w:val="num" w:pos="3240"/>
+        </w:tabs>
+        <w:ind w:start="3240" w:hanging="360"/>
+      </w:pPr>
+      <w:rPr>
+        <w:rFonts w:ascii="OpenSymbol" w:hAnsi="OpenSymbol" w:cs="OpenSymbol" w:hint="default"/>
+      </w:rPr>
+    </w:lvl>
+    <w:lvl w:ilvl="8">
+      <w:start w:val="1"/>
+      <w:numFmt w:val="bullet"/>
+      <w:lvlText w:val="▪"/>
+      <w:lvlJc w:val="start"/>
+      <w:pPr>
+        <w:tabs>
+          <w:tab w:val="num" w:pos="3600"/>
+        </w:tabs>
+        <w:ind w:start="3600" w:hanging="360"/>
+      </w:pPr>
+      <w:rPr>
+        <w:rFonts w:ascii="OpenSymbol" w:hAnsi="OpenSymbol" w:cs="OpenSymbol" w:hint="default"/>
+      </w:rPr>
+    </w:lvl>
+  </w:abstractNum>
+  <w:abstractNum w:abstractNumId="16">
+    <w:lvl w:ilvl="0">
+      <w:start w:val="1"/>
+      <w:numFmt w:val="bullet"/>
+      <w:lvlText w:val=""/>
+      <w:lvlJc w:val="start"/>
+      <w:pPr>
+        <w:tabs>
+          <w:tab w:val="num" w:pos="720"/>
+        </w:tabs>
+        <w:ind w:start="720" w:hanging="360"/>
+      </w:pPr>
+      <w:rPr>
+        <w:rFonts w:ascii="Symbol" w:hAnsi="Symbol" w:cs="Symbol" w:hint="default"/>
+      </w:rPr>
+    </w:lvl>
+    <w:lvl w:ilvl="1">
+      <w:start w:val="1"/>
+      <w:numFmt w:val="bullet"/>
+      <w:lvlText w:val="◦"/>
+      <w:lvlJc w:val="start"/>
+      <w:pPr>
+        <w:tabs>
+          <w:tab w:val="num" w:pos="1080"/>
+        </w:tabs>
+        <w:ind w:start="1080" w:hanging="360"/>
+      </w:pPr>
+      <w:rPr>
+        <w:rFonts w:ascii="OpenSymbol" w:hAnsi="OpenSymbol" w:cs="OpenSymbol" w:hint="default"/>
+      </w:rPr>
+    </w:lvl>
+    <w:lvl w:ilvl="2">
+      <w:start w:val="1"/>
+      <w:numFmt w:val="bullet"/>
+      <w:lvlText w:val="▪"/>
+      <w:lvlJc w:val="start"/>
+      <w:pPr>
+        <w:tabs>
+          <w:tab w:val="num" w:pos="1440"/>
+        </w:tabs>
+        <w:ind w:start="1440" w:hanging="360"/>
+      </w:pPr>
+      <w:rPr>
+        <w:rFonts w:ascii="OpenSymbol" w:hAnsi="OpenSymbol" w:cs="OpenSymbol" w:hint="default"/>
+      </w:rPr>
+    </w:lvl>
+    <w:lvl w:ilvl="3">
+      <w:start w:val="1"/>
+      <w:numFmt w:val="bullet"/>
+      <w:lvlText w:val=""/>
+      <w:lvlJc w:val="start"/>
+      <w:pPr>
+        <w:tabs>
+          <w:tab w:val="num" w:pos="1800"/>
+        </w:tabs>
+        <w:ind w:start="1800" w:hanging="360"/>
+      </w:pPr>
+      <w:rPr>
+        <w:rFonts w:ascii="Symbol" w:hAnsi="Symbol" w:cs="Symbol" w:hint="default"/>
+      </w:rPr>
+    </w:lvl>
+    <w:lvl w:ilvl="4">
+      <w:start w:val="1"/>
+      <w:numFmt w:val="bullet"/>
+      <w:lvlText w:val="◦"/>
+      <w:lvlJc w:val="start"/>
+      <w:pPr>
+        <w:tabs>
+          <w:tab w:val="num" w:pos="2160"/>
+        </w:tabs>
+        <w:ind w:start="2160" w:hanging="360"/>
+      </w:pPr>
+      <w:rPr>
+        <w:rFonts w:ascii="OpenSymbol" w:hAnsi="OpenSymbol" w:cs="OpenSymbol" w:hint="default"/>
+      </w:rPr>
+    </w:lvl>
+    <w:lvl w:ilvl="5">
+      <w:start w:val="1"/>
+      <w:numFmt w:val="bullet"/>
+      <w:lvlText w:val="▪"/>
+      <w:lvlJc w:val="start"/>
+      <w:pPr>
+        <w:tabs>
+          <w:tab w:val="num" w:pos="2520"/>
+        </w:tabs>
+        <w:ind w:start="2520" w:hanging="360"/>
+      </w:pPr>
+      <w:rPr>
+        <w:rFonts w:ascii="OpenSymbol" w:hAnsi="OpenSymbol" w:cs="OpenSymbol" w:hint="default"/>
+      </w:rPr>
+    </w:lvl>
+    <w:lvl w:ilvl="6">
+      <w:start w:val="1"/>
+      <w:numFmt w:val="bullet"/>
+      <w:lvlText w:val=""/>
+      <w:lvlJc w:val="start"/>
+      <w:pPr>
+        <w:tabs>
+          <w:tab w:val="num" w:pos="2880"/>
+        </w:tabs>
+        <w:ind w:start="2880" w:hanging="360"/>
+      </w:pPr>
+      <w:rPr>
+        <w:rFonts w:ascii="Symbol" w:hAnsi="Symbol" w:cs="Symbol" w:hint="default"/>
+      </w:rPr>
+    </w:lvl>
+    <w:lvl w:ilvl="7">
+      <w:start w:val="1"/>
+      <w:numFmt w:val="bullet"/>
+      <w:lvlText w:val="◦"/>
+      <w:lvlJc w:val="start"/>
+      <w:pPr>
+        <w:tabs>
+          <w:tab w:val="num" w:pos="3240"/>
+        </w:tabs>
+        <w:ind w:start="3240" w:hanging="360"/>
+      </w:pPr>
+      <w:rPr>
+        <w:rFonts w:ascii="OpenSymbol" w:hAnsi="OpenSymbol" w:cs="OpenSymbol" w:hint="default"/>
+      </w:rPr>
+    </w:lvl>
+    <w:lvl w:ilvl="8">
+      <w:start w:val="1"/>
+      <w:numFmt w:val="bullet"/>
+      <w:lvlText w:val="▪"/>
+      <w:lvlJc w:val="start"/>
+      <w:pPr>
+        <w:tabs>
+          <w:tab w:val="num" w:pos="3600"/>
+        </w:tabs>
+        <w:ind w:start="3600" w:hanging="360"/>
+      </w:pPr>
+      <w:rPr>
+        <w:rFonts w:ascii="OpenSymbol" w:hAnsi="OpenSymbol" w:cs="OpenSymbol" w:hint="default"/>
+      </w:rPr>
+    </w:lvl>
+  </w:abstractNum>
+  <w:abstractNum w:abstractNumId="17">
+    <w:lvl w:ilvl="0">
+      <w:start w:val="1"/>
+      <w:numFmt w:val="bullet"/>
+      <w:lvlText w:val=""/>
+      <w:lvlJc w:val="start"/>
+      <w:pPr>
+        <w:tabs>
+          <w:tab w:val="num" w:pos="720"/>
+        </w:tabs>
+        <w:ind w:start="720" w:hanging="360"/>
+      </w:pPr>
+      <w:rPr>
+        <w:rFonts w:ascii="Symbol" w:hAnsi="Symbol" w:cs="Symbol" w:hint="default"/>
+      </w:rPr>
+    </w:lvl>
+    <w:lvl w:ilvl="1">
+      <w:start w:val="1"/>
+      <w:numFmt w:val="bullet"/>
+      <w:lvlText w:val="◦"/>
+      <w:lvlJc w:val="start"/>
+      <w:pPr>
+        <w:tabs>
+          <w:tab w:val="num" w:pos="1080"/>
+        </w:tabs>
+        <w:ind w:start="1080" w:hanging="360"/>
+      </w:pPr>
+      <w:rPr>
+        <w:rFonts w:ascii="OpenSymbol" w:hAnsi="OpenSymbol" w:cs="OpenSymbol" w:hint="default"/>
+      </w:rPr>
+    </w:lvl>
+    <w:lvl w:ilvl="2">
+      <w:start w:val="1"/>
+      <w:numFmt w:val="bullet"/>
+      <w:lvlText w:val="▪"/>
+      <w:lvlJc w:val="start"/>
+      <w:pPr>
+        <w:tabs>
+          <w:tab w:val="num" w:pos="1440"/>
+        </w:tabs>
+        <w:ind w:start="1440" w:hanging="360"/>
+      </w:pPr>
+      <w:rPr>
+        <w:rFonts w:ascii="OpenSymbol" w:hAnsi="OpenSymbol" w:cs="OpenSymbol" w:hint="default"/>
+      </w:rPr>
+    </w:lvl>
+    <w:lvl w:ilvl="3">
+      <w:start w:val="1"/>
+      <w:numFmt w:val="bullet"/>
+      <w:lvlText w:val=""/>
+      <w:lvlJc w:val="start"/>
+      <w:pPr>
+        <w:tabs>
+          <w:tab w:val="num" w:pos="1800"/>
+        </w:tabs>
+        <w:ind w:start="1800" w:hanging="360"/>
+      </w:pPr>
+      <w:rPr>
+        <w:rFonts w:ascii="Symbol" w:hAnsi="Symbol" w:cs="Symbol" w:hint="default"/>
+      </w:rPr>
+    </w:lvl>
+    <w:lvl w:ilvl="4">
+      <w:start w:val="1"/>
+      <w:numFmt w:val="bullet"/>
+      <w:lvlText w:val="◦"/>
+      <w:lvlJc w:val="start"/>
+      <w:pPr>
+        <w:tabs>
+          <w:tab w:val="num" w:pos="2160"/>
+        </w:tabs>
+        <w:ind w:start="2160" w:hanging="360"/>
+      </w:pPr>
+      <w:rPr>
+        <w:rFonts w:ascii="OpenSymbol" w:hAnsi="OpenSymbol" w:cs="OpenSymbol" w:hint="default"/>
+      </w:rPr>
+    </w:lvl>
+    <w:lvl w:ilvl="5">
+      <w:start w:val="1"/>
+      <w:numFmt w:val="bullet"/>
+      <w:lvlText w:val="▪"/>
+      <w:lvlJc w:val="start"/>
+      <w:pPr>
+        <w:tabs>
+          <w:tab w:val="num" w:pos="2520"/>
+        </w:tabs>
+        <w:ind w:start="2520" w:hanging="360"/>
+      </w:pPr>
+      <w:rPr>
+        <w:rFonts w:ascii="OpenSymbol" w:hAnsi="OpenSymbol" w:cs="OpenSymbol" w:hint="default"/>
+      </w:rPr>
+    </w:lvl>
+    <w:lvl w:ilvl="6">
+      <w:start w:val="1"/>
+      <w:numFmt w:val="bullet"/>
+      <w:lvlText w:val=""/>
+      <w:lvlJc w:val="start"/>
+      <w:pPr>
+        <w:tabs>
+          <w:tab w:val="num" w:pos="2880"/>
+        </w:tabs>
+        <w:ind w:start="2880" w:hanging="360"/>
+      </w:pPr>
+      <w:rPr>
+        <w:rFonts w:ascii="Symbol" w:hAnsi="Symbol" w:cs="Symbol" w:hint="default"/>
+      </w:rPr>
+    </w:lvl>
+    <w:lvl w:ilvl="7">
+      <w:start w:val="1"/>
+      <w:numFmt w:val="bullet"/>
+      <w:lvlText w:val="◦"/>
+      <w:lvlJc w:val="start"/>
+      <w:pPr>
+        <w:tabs>
+          <w:tab w:val="num" w:pos="3240"/>
+        </w:tabs>
+        <w:ind w:start="3240" w:hanging="360"/>
+      </w:pPr>
+      <w:rPr>
+        <w:rFonts w:ascii="OpenSymbol" w:hAnsi="OpenSymbol" w:cs="OpenSymbol" w:hint="default"/>
+      </w:rPr>
+    </w:lvl>
+    <w:lvl w:ilvl="8">
+      <w:start w:val="1"/>
+      <w:numFmt w:val="bullet"/>
+      <w:lvlText w:val="▪"/>
+      <w:lvlJc w:val="start"/>
+      <w:pPr>
+        <w:tabs>
+          <w:tab w:val="num" w:pos="3600"/>
+        </w:tabs>
+        <w:ind w:start="3600" w:hanging="360"/>
+      </w:pPr>
+      <w:rPr>
+        <w:rFonts w:ascii="OpenSymbol" w:hAnsi="OpenSymbol" w:cs="OpenSymbol" w:hint="default"/>
+      </w:rPr>
+    </w:lvl>
+  </w:abstractNum>
+  <w:abstractNum w:abstractNumId="18">
+    <w:lvl w:ilvl="0">
+      <w:start w:val="1"/>
+      <w:numFmt w:val="bullet"/>
+      <w:lvlText w:val=""/>
+      <w:lvlJc w:val="start"/>
+      <w:pPr>
+        <w:tabs>
+          <w:tab w:val="num" w:pos="720"/>
+        </w:tabs>
+        <w:ind w:start="720" w:hanging="360"/>
+      </w:pPr>
+      <w:rPr>
+        <w:rFonts w:ascii="Symbol" w:hAnsi="Symbol" w:cs="Symbol" w:hint="default"/>
+      </w:rPr>
+    </w:lvl>
+    <w:lvl w:ilvl="1">
+      <w:start w:val="1"/>
+      <w:numFmt w:val="bullet"/>
+      <w:lvlText w:val="◦"/>
+      <w:lvlJc w:val="start"/>
+      <w:pPr>
+        <w:tabs>
+          <w:tab w:val="num" w:pos="1080"/>
+        </w:tabs>
+        <w:ind w:start="1080" w:hanging="360"/>
+      </w:pPr>
+      <w:rPr>
+        <w:rFonts w:ascii="OpenSymbol" w:hAnsi="OpenSymbol" w:cs="OpenSymbol" w:hint="default"/>
+      </w:rPr>
+    </w:lvl>
+    <w:lvl w:ilvl="2">
+      <w:start w:val="1"/>
+      <w:numFmt w:val="bullet"/>
+      <w:lvlText w:val="▪"/>
+      <w:lvlJc w:val="start"/>
+      <w:pPr>
+        <w:tabs>
+          <w:tab w:val="num" w:pos="1440"/>
+        </w:tabs>
+        <w:ind w:start="1440" w:hanging="360"/>
+      </w:pPr>
+      <w:rPr>
+        <w:rFonts w:ascii="OpenSymbol" w:hAnsi="OpenSymbol" w:cs="OpenSymbol" w:hint="default"/>
+      </w:rPr>
+    </w:lvl>
+    <w:lvl w:ilvl="3">
+      <w:start w:val="1"/>
+      <w:numFmt w:val="bullet"/>
+      <w:lvlText w:val=""/>
+      <w:lvlJc w:val="start"/>
+      <w:pPr>
+        <w:tabs>
+          <w:tab w:val="num" w:pos="1800"/>
+        </w:tabs>
+        <w:ind w:start="1800" w:hanging="360"/>
+      </w:pPr>
+      <w:rPr>
+        <w:rFonts w:ascii="Symbol" w:hAnsi="Symbol" w:cs="Symbol" w:hint="default"/>
+      </w:rPr>
+    </w:lvl>
+    <w:lvl w:ilvl="4">
+      <w:start w:val="1"/>
+      <w:numFmt w:val="bullet"/>
+      <w:lvlText w:val="◦"/>
+      <w:lvlJc w:val="start"/>
+      <w:pPr>
+        <w:tabs>
+          <w:tab w:val="num" w:pos="2160"/>
+        </w:tabs>
+        <w:ind w:start="2160" w:hanging="360"/>
+      </w:pPr>
+      <w:rPr>
+        <w:rFonts w:ascii="OpenSymbol" w:hAnsi="OpenSymbol" w:cs="OpenSymbol" w:hint="default"/>
+      </w:rPr>
+    </w:lvl>
+    <w:lvl w:ilvl="5">
+      <w:start w:val="1"/>
+      <w:numFmt w:val="bullet"/>
+      <w:lvlText w:val="▪"/>
+      <w:lvlJc w:val="start"/>
+      <w:pPr>
+        <w:tabs>
+          <w:tab w:val="num" w:pos="2520"/>
+        </w:tabs>
+        <w:ind w:start="2520" w:hanging="360"/>
+      </w:pPr>
+      <w:rPr>
+        <w:rFonts w:ascii="OpenSymbol" w:hAnsi="OpenSymbol" w:cs="OpenSymbol" w:hint="default"/>
+      </w:rPr>
+    </w:lvl>
+    <w:lvl w:ilvl="6">
+      <w:start w:val="1"/>
+      <w:numFmt w:val="bullet"/>
+      <w:lvlText w:val=""/>
+      <w:lvlJc w:val="start"/>
+      <w:pPr>
+        <w:tabs>
+          <w:tab w:val="num" w:pos="2880"/>
+        </w:tabs>
+        <w:ind w:start="2880" w:hanging="360"/>
+      </w:pPr>
+      <w:rPr>
+        <w:rFonts w:ascii="Symbol" w:hAnsi="Symbol" w:cs="Symbol" w:hint="default"/>
+      </w:rPr>
+    </w:lvl>
+    <w:lvl w:ilvl="7">
+      <w:start w:val="1"/>
+      <w:numFmt w:val="bullet"/>
+      <w:lvlText w:val="◦"/>
+      <w:lvlJc w:val="start"/>
+      <w:pPr>
+        <w:tabs>
+          <w:tab w:val="num" w:pos="3240"/>
+        </w:tabs>
+        <w:ind w:start="3240" w:hanging="360"/>
+      </w:pPr>
+      <w:rPr>
+        <w:rFonts w:ascii="OpenSymbol" w:hAnsi="OpenSymbol" w:cs="OpenSymbol" w:hint="default"/>
+      </w:rPr>
+    </w:lvl>
+    <w:lvl w:ilvl="8">
+      <w:start w:val="1"/>
+      <w:numFmt w:val="bullet"/>
+      <w:lvlText w:val="▪"/>
+      <w:lvlJc w:val="start"/>
+      <w:pPr>
+        <w:tabs>
+          <w:tab w:val="num" w:pos="3600"/>
+        </w:tabs>
+        <w:ind w:start="3600" w:hanging="360"/>
+      </w:pPr>
+      <w:rPr>
+        <w:rFonts w:ascii="OpenSymbol" w:hAnsi="OpenSymbol" w:cs="OpenSymbol" w:hint="default"/>
+      </w:rPr>
+    </w:lvl>
+  </w:abstractNum>
+  <w:abstractNum w:abstractNumId="19">
     <w:lvl w:ilvl="0">
       <w:start w:val="1"/>
       <w:numFmt w:val="none"/>
@@ -3136,6 +4786,27 @@
   <w:num w:numId="12">
     <w:abstractNumId w:val="12"/>
   </w:num>
+  <w:num w:numId="13">
+    <w:abstractNumId w:val="13"/>
+  </w:num>
+  <w:num w:numId="14">
+    <w:abstractNumId w:val="14"/>
+  </w:num>
+  <w:num w:numId="15">
+    <w:abstractNumId w:val="15"/>
+  </w:num>
+  <w:num w:numId="16">
+    <w:abstractNumId w:val="16"/>
+  </w:num>
+  <w:num w:numId="17">
+    <w:abstractNumId w:val="17"/>
+  </w:num>
+  <w:num w:numId="18">
+    <w:abstractNumId w:val="18"/>
+  </w:num>
+  <w:num w:numId="19">
+    <w:abstractNumId w:val="19"/>
+  </w:num>
 </w:numbering>
 </file>
 
@@ -3176,8 +4847,8 @@
       <w:lang w:val="en-US" w:eastAsia="zh-CN" w:bidi="hi-IN"/>
     </w:rPr>
   </w:style>
-  <w:style w:type="character" w:styleId="Bulletsuser">
-    <w:name w:val="Bullets (user)"/>
+  <w:style w:type="character" w:styleId="Bullets">
+    <w:name w:val="Bullets"/>
     <w:qFormat/>
     <w:rPr>
       <w:rFonts w:ascii="OpenSymbol" w:hAnsi="OpenSymbol" w:eastAsia="OpenSymbol" w:cs="OpenSymbol"/>
@@ -3188,8 +4859,8 @@
     <w:qFormat/>
     <w:rPr/>
   </w:style>
-  <w:style w:type="character" w:styleId="Bullets">
-    <w:name w:val="Bullets"/>
+  <w:style w:type="character" w:styleId="Bulletsuser">
+    <w:name w:val="Bullets (user)"/>
     <w:qFormat/>
     <w:rPr>
       <w:rFonts w:ascii="OpenSymbol" w:hAnsi="OpenSymbol" w:eastAsia="OpenSymbol" w:cs="OpenSymbol"/>

--- a/magyar12.docx
+++ b/magyar12.docx
@@ -4847,8 +4847,8 @@
       <w:lang w:val="en-US" w:eastAsia="zh-CN" w:bidi="hi-IN"/>
     </w:rPr>
   </w:style>
-  <w:style w:type="character" w:styleId="Bullets">
-    <w:name w:val="Bullets"/>
+  <w:style w:type="character" w:styleId="Bulletsuser">
+    <w:name w:val="Bullets (user)"/>
     <w:qFormat/>
     <w:rPr>
       <w:rFonts w:ascii="OpenSymbol" w:hAnsi="OpenSymbol" w:eastAsia="OpenSymbol" w:cs="OpenSymbol"/>
@@ -4859,8 +4859,8 @@
     <w:qFormat/>
     <w:rPr/>
   </w:style>
-  <w:style w:type="character" w:styleId="Bulletsuser">
-    <w:name w:val="Bullets (user)"/>
+  <w:style w:type="character" w:styleId="Bullets">
+    <w:name w:val="Bullets"/>
     <w:qFormat/>
     <w:rPr>
       <w:rFonts w:ascii="OpenSymbol" w:hAnsi="OpenSymbol" w:eastAsia="OpenSymbol" w:cs="OpenSymbol"/>
